--- a/resumes/Resume_Infosec_Intern_Rubrik__MNC_.docx
+++ b/resumes/Resume_Infosec_Intern_Rubrik__MNC_.docx
@@ -117,7 +117,7 @@
         <w:pBdr>
           <w:bottom w:val="single" w:sz="6" w:space="1" w:color="000000"/>
         </w:pBdr>
-        <w:spacing w:before="112" w:after="0"/>
+        <w:spacing w:before="42" w:after="0"/>
       </w:pPr>
       <w:r>
         <w:rPr>
@@ -160,6 +160,8 @@
       <w:r>
         <w:rPr>
           <w:rFonts w:ascii="Source Sans Pro" w:eastAsia="Source Sans Pro" w:hAnsi="Source Sans Pro" w:cs="Source Sans Pro"/>
+          <w:i/>
+          <w:iCs/>
           <w:color w:val="555555"/>
           <w:sz w:val="19"/>
           <w:szCs w:val="19"/>
@@ -212,6 +214,8 @@
       <w:r>
         <w:rPr>
           <w:rFonts w:ascii="Source Sans Pro" w:eastAsia="Source Sans Pro" w:hAnsi="Source Sans Pro" w:cs="Source Sans Pro"/>
+          <w:i/>
+          <w:iCs/>
           <w:color w:val="555555"/>
           <w:sz w:val="19"/>
           <w:szCs w:val="19"/>
@@ -264,6 +268,8 @@
       <w:r>
         <w:rPr>
           <w:rFonts w:ascii="Source Sans Pro" w:eastAsia="Source Sans Pro" w:hAnsi="Source Sans Pro" w:cs="Source Sans Pro"/>
+          <w:i/>
+          <w:iCs/>
           <w:color w:val="555555"/>
           <w:sz w:val="19"/>
           <w:szCs w:val="19"/>
@@ -289,7 +295,7 @@
     </w:p>
     <w:p>
       <w:pPr>
-        <w:spacing w:before="23" w:after="23"/>
+        <w:spacing w:before="5" w:after="5"/>
       </w:pPr>
     </w:p>
     <w:p>
@@ -297,7 +303,7 @@
         <w:pBdr>
           <w:bottom w:val="single" w:sz="6" w:space="1" w:color="000000"/>
         </w:pBdr>
-        <w:spacing w:before="112" w:after="0"/>
+        <w:spacing w:before="42" w:after="0"/>
       </w:pPr>
       <w:r>
         <w:rPr>
@@ -348,6 +354,8 @@
       <w:r>
         <w:rPr>
           <w:rFonts w:ascii="Source Sans Pro" w:eastAsia="Source Sans Pro" w:hAnsi="Source Sans Pro" w:cs="Source Sans Pro"/>
+          <w:i/>
+          <w:iCs/>
           <w:color w:val="555555"/>
           <w:sz w:val="19"/>
           <w:szCs w:val="19"/>
@@ -361,10 +369,17 @@
           <w:tab w:val="right" w:pos="10800"/>
         </w:tabs>
         <w:spacing w:before="8" w:after="0"/>
-      </w:pPr>
-      <w:r>
-        <w:rPr>
-          <w:rFonts w:ascii="Source Sans Pro" w:eastAsia="Source Sans Pro" w:hAnsi="Source Sans Pro" w:cs="Source Sans Pro"/>
+        <w:rPr>
+          <w:rFonts w:ascii="Source Sans Pro Light" w:hAnsi="Source Sans Pro Light"/>
+          <w:i/>
+          <w:iCs/>
+        </w:rPr>
+      </w:pPr>
+      <w:r>
+        <w:rPr>
+          <w:rFonts w:ascii="Source Sans Pro" w:eastAsia="Source Sans Pro" w:hAnsi="Source Sans Pro" w:cs="Source Sans Pro"/>
+          <w:i/>
+          <w:iCs/>
           <w:color w:val="555555"/>
           <w:sz w:val="19"/>
           <w:szCs w:val="19"/>
@@ -390,6 +405,8 @@
       <w:r>
         <w:rPr>
           <w:rFonts w:ascii="Source Sans Pro" w:eastAsia="Source Sans Pro" w:hAnsi="Source Sans Pro" w:cs="Source Sans Pro"/>
+          <w:i/>
+          <w:iCs/>
           <w:color w:val="555555"/>
           <w:sz w:val="19"/>
           <w:szCs w:val="19"/>
@@ -404,16 +421,16 @@
           <w:ilvl w:val="0"/>
           <w:numId w:val="2"/>
         </w:numPr>
-        <w:spacing w:before="13" w:after="32"/>
-      </w:pPr>
-      <w:r>
-        <w:rPr>
-          <w:rFonts w:ascii="Source Sans Pro" w:eastAsia="Source Sans Pro" w:hAnsi="Source Sans Pro" w:cs="Source Sans Pro"/>
-          <w:color w:val="000000"/>
-          <w:sz w:val="19"/>
-          <w:szCs w:val="19"/>
-        </w:rPr>
-        <w:t>Triaged 50+ weekly inventory reimbursement cases by severity and policy eligibility, applying Infosec principles for Compliance.</w:t>
+        <w:spacing w:before="13" w:after="18"/>
+      </w:pPr>
+      <w:r>
+        <w:rPr>
+          <w:rFonts w:ascii="Source Sans Pro" w:eastAsia="Source Sans Pro" w:hAnsi="Source Sans Pro" w:cs="Source Sans Pro"/>
+          <w:color w:val="000000"/>
+          <w:sz w:val="19"/>
+          <w:szCs w:val="19"/>
+        </w:rPr>
+        <w:t>Triaged 50+ weekly inventory reimbursement cases by severity and policy eligibility, following structured workflows.</w:t>
       </w:r>
     </w:p>
     <w:p>
@@ -423,16 +440,16 @@
           <w:ilvl w:val="0"/>
           <w:numId w:val="2"/>
         </w:numPr>
-        <w:spacing w:before="13" w:after="32"/>
-      </w:pPr>
-      <w:r>
-        <w:rPr>
-          <w:rFonts w:ascii="Source Sans Pro" w:eastAsia="Source Sans Pro" w:hAnsi="Source Sans Pro" w:cs="Source Sans Pro"/>
-          <w:color w:val="000000"/>
-          <w:sz w:val="19"/>
-          <w:szCs w:val="19"/>
-        </w:rPr>
-        <w:t>Investigated seller claims, identified policy violations and anomalous patterns, and escalated findings to senior reviewers, utilizing Risk Management strategies to mitigate potential threats.</w:t>
+        <w:spacing w:before="13" w:after="18"/>
+      </w:pPr>
+      <w:r>
+        <w:rPr>
+          <w:rFonts w:ascii="Source Sans Pro" w:eastAsia="Source Sans Pro" w:hAnsi="Source Sans Pro" w:cs="Source Sans Pro"/>
+          <w:color w:val="000000"/>
+          <w:sz w:val="19"/>
+          <w:szCs w:val="19"/>
+        </w:rPr>
+        <w:t>Investigated seller claims, identified policy violations and anomalous patterns, and escalated findings to senior reviewers.</w:t>
       </w:r>
     </w:p>
     <w:p>
@@ -442,16 +459,16 @@
           <w:ilvl w:val="0"/>
           <w:numId w:val="2"/>
         </w:numPr>
-        <w:spacing w:before="13" w:after="32"/>
-      </w:pPr>
-      <w:r>
-        <w:rPr>
-          <w:rFonts w:ascii="Source Sans Pro" w:eastAsia="Source Sans Pro" w:hAnsi="Source Sans Pro" w:cs="Source Sans Pro"/>
-          <w:color w:val="000000"/>
-          <w:sz w:val="19"/>
-          <w:szCs w:val="19"/>
-        </w:rPr>
-        <w:t>Maintained audit-ready case documentation recording investigation findings, decisions, evidence notes, and corrective actions, ensuring Incident Response procedures were followed.</w:t>
+        <w:spacing w:before="13" w:after="18"/>
+      </w:pPr>
+      <w:r>
+        <w:rPr>
+          <w:rFonts w:ascii="Source Sans Pro" w:eastAsia="Source Sans Pro" w:hAnsi="Source Sans Pro" w:cs="Source Sans Pro"/>
+          <w:color w:val="000000"/>
+          <w:sz w:val="19"/>
+          <w:szCs w:val="19"/>
+        </w:rPr>
+        <w:t>Analyzed 200+ weekly cases to spot recurring fraud patterns, reducing repeat-issue investigation time before escalation.</w:t>
       </w:r>
     </w:p>
     <w:p>
@@ -461,21 +478,24 @@
           <w:ilvl w:val="0"/>
           <w:numId w:val="2"/>
         </w:numPr>
-        <w:spacing w:before="13" w:after="32"/>
-      </w:pPr>
-      <w:r>
-        <w:rPr>
-          <w:rFonts w:ascii="Source Sans Pro" w:eastAsia="Source Sans Pro" w:hAnsi="Source Sans Pro" w:cs="Source Sans Pro"/>
-          <w:color w:val="000000"/>
-          <w:sz w:val="19"/>
-          <w:szCs w:val="19"/>
-        </w:rPr>
-        <w:t>Identified recurring fraud patterns in 200+ weekly cases, reducing repeat-issue investigation time through Threat Intelligence and proactive flagging.</w:t>
-      </w:r>
-    </w:p>
-    <w:p>
-      <w:pPr>
-        <w:spacing w:before="23" w:after="23"/>
+        <w:spacing w:before="13" w:after="18"/>
+      </w:pPr>
+      <w:r>
+        <w:rPr>
+          <w:rFonts w:ascii="Source Sans Pro" w:eastAsia="Source Sans Pro" w:hAnsi="Source Sans Pro" w:cs="Source Sans Pro"/>
+          <w:color w:val="000000"/>
+          <w:sz w:val="19"/>
+          <w:szCs w:val="19"/>
+        </w:rPr>
+        <w:t>Documented investigation findings, decisions, evidence notes, and corrective actions in audit-ready case records.</w:t>
+      </w:r>
+    </w:p>
+    <w:p>
+      <w:pPr>
+        <w:pBdr>
+          <w:bottom w:val="single" w:sz="6" w:space="1" w:color="000000"/>
+        </w:pBdr>
+        <w:spacing w:before="5" w:after="5"/>
         <w:rPr>
           <w:rFonts w:ascii="Source Sans Pro" w:eastAsia="Source Sans Pro" w:hAnsi="Source Sans Pro" w:cs="Source Sans Pro"/>
           <w:b/>
@@ -488,7 +508,10 @@
     </w:p>
     <w:p>
       <w:pPr>
-        <w:spacing w:before="105" w:after="13"/>
+        <w:pBdr>
+          <w:bottom w:val="single" w:sz="6" w:space="1" w:color="000000"/>
+        </w:pBdr>
+        <w:spacing w:before="42" w:after="0"/>
       </w:pPr>
       <w:r>
         <w:rPr>
@@ -540,8 +563,9 @@
       </w:r>
       <w:r>
         <w:rPr>
-          <w:rFonts w:ascii="Source Sans Pro" w:eastAsia="Source Sans Pro" w:hAnsi="Source Sans Pro" w:cs="Source Sans Pro"/>
+          <w:rFonts w:ascii="Source Sans Pro Light" w:eastAsia="Source Sans Pro" w:hAnsi="Source Sans Pro Light" w:cs="Source Sans Pro"/>
           <w:i/>
+          <w:iCs/>
           <w:sz w:val="19"/>
           <w:szCs w:val="19"/>
         </w:rPr>
@@ -555,16 +579,16 @@
           <w:ilvl w:val="0"/>
           <w:numId w:val="2"/>
         </w:numPr>
-        <w:spacing w:before="13" w:after="32"/>
-      </w:pPr>
-      <w:r>
-        <w:rPr>
-          <w:rFonts w:ascii="Source Sans Pro" w:eastAsia="Source Sans Pro" w:hAnsi="Source Sans Pro" w:cs="Source Sans Pro"/>
-          <w:color w:val="000000"/>
-          <w:sz w:val="19"/>
-          <w:szCs w:val="19"/>
-        </w:rPr>
-        <w:t>Deployed Splunk SIEM with SPL searches for brute-force detection, lateral movement, and privilege escalation; mapped TTPs to MITRE ATT&amp;CK (T1110, T1078, T1059) and wrote incident report.</w:t>
+        <w:spacing w:before="13" w:after="18"/>
+      </w:pPr>
+      <w:r>
+        <w:rPr>
+          <w:rFonts w:ascii="Source Sans Pro" w:eastAsia="Source Sans Pro" w:hAnsi="Source Sans Pro" w:cs="Source Sans Pro"/>
+          <w:color w:val="000000"/>
+          <w:sz w:val="19"/>
+          <w:szCs w:val="19"/>
+        </w:rPr>
+        <w:t>Deployed Splunk SIEM with SPL correlation (detection engineering) searches for brute-force detection, lateral movement, and privilege escalation; mapped TTPs to MITRE ATT&amp;CK (TTP mapping) and wrote PICERL incident report.</w:t>
       </w:r>
     </w:p>
     <w:p>
@@ -574,16 +598,16 @@
           <w:ilvl w:val="0"/>
           <w:numId w:val="2"/>
         </w:numPr>
-        <w:spacing w:before="13" w:after="32"/>
-      </w:pPr>
-      <w:r>
-        <w:rPr>
-          <w:rFonts w:ascii="Source Sans Pro" w:eastAsia="Source Sans Pro" w:hAnsi="Source Sans Pro" w:cs="Source Sans Pro"/>
-          <w:color w:val="000000"/>
-          <w:sz w:val="19"/>
-          <w:szCs w:val="19"/>
-        </w:rPr>
-        <w:t>Built automated SOAR-style detection pipeline: Python script ingests Splunk alerts, runs IOC enrichment via VirusTotal API, dispatches Telegram notifications with severity classification.</w:t>
+        <w:spacing w:before="13" w:after="18"/>
+      </w:pPr>
+      <w:r>
+        <w:rPr>
+          <w:rFonts w:ascii="Source Sans Pro" w:eastAsia="Source Sans Pro" w:hAnsi="Source Sans Pro" w:cs="Source Sans Pro"/>
+          <w:color w:val="000000"/>
+          <w:sz w:val="19"/>
+          <w:szCs w:val="19"/>
+        </w:rPr>
+        <w:t>Built automated SOAR (security orchestration and automation)-style detection pipeline: Python script ingests Splunk alerts, runs IOC enrichment (threat intelligence) via VirusTotal API, and dispatches Telegram notifications with severity classification.</w:t>
       </w:r>
     </w:p>
     <w:p>
@@ -593,21 +617,21 @@
           <w:ilvl w:val="0"/>
           <w:numId w:val="2"/>
         </w:numPr>
-        <w:spacing w:before="13" w:after="32"/>
-      </w:pPr>
-      <w:r>
-        <w:rPr>
-          <w:rFonts w:ascii="Source Sans Pro" w:eastAsia="Source Sans Pro" w:hAnsi="Source Sans Pro" w:cs="Source Sans Pro"/>
-          <w:color w:val="000000"/>
-          <w:sz w:val="19"/>
-          <w:szCs w:val="19"/>
-        </w:rPr>
-        <w:t>Converted detection logic to Sigma rules; analyzed TCP/IP traffic in Wireshark for SYN scans, DNS tunnelling, and plaintext credential exposure.</w:t>
-      </w:r>
-    </w:p>
-    <w:p>
-      <w:pPr>
-        <w:spacing w:before="23" w:after="23"/>
+        <w:spacing w:before="13" w:after="18"/>
+      </w:pPr>
+      <w:r>
+        <w:rPr>
+          <w:rFonts w:ascii="Source Sans Pro" w:eastAsia="Source Sans Pro" w:hAnsi="Source Sans Pro" w:cs="Source Sans Pro"/>
+          <w:color w:val="000000"/>
+          <w:sz w:val="19"/>
+          <w:szCs w:val="19"/>
+        </w:rPr>
+        <w:t>Converted detection logic to Sigma rules (detection-as-code) (vendor-neutral format used by enterprise SOCs); performed TCP/IP analysis in Wireshark to detect SYN scans, DNS tunnelling, and plaintext credential exposure on unencrypted sessions.</w:t>
+      </w:r>
+    </w:p>
+    <w:p>
+      <w:pPr>
+        <w:spacing w:before="5" w:after="5"/>
       </w:pPr>
     </w:p>
     <w:p>
@@ -648,8 +672,9 @@
       </w:r>
       <w:r>
         <w:rPr>
-          <w:rFonts w:ascii="Source Sans Pro" w:eastAsia="Source Sans Pro" w:hAnsi="Source Sans Pro" w:cs="Source Sans Pro"/>
+          <w:rFonts w:ascii="Source Sans Pro Light" w:eastAsia="Source Sans Pro" w:hAnsi="Source Sans Pro Light" w:cs="Source Sans Pro"/>
           <w:i/>
+          <w:iCs/>
           <w:sz w:val="19"/>
           <w:szCs w:val="19"/>
         </w:rPr>
@@ -663,16 +688,16 @@
           <w:ilvl w:val="0"/>
           <w:numId w:val="2"/>
         </w:numPr>
-        <w:spacing w:before="13" w:after="32"/>
-      </w:pPr>
-      <w:r>
-        <w:rPr>
-          <w:rFonts w:ascii="Source Sans Pro" w:eastAsia="Source Sans Pro" w:hAnsi="Source Sans Pro" w:cs="Source Sans Pro"/>
-          <w:color w:val="000000"/>
-          <w:sz w:val="19"/>
-          <w:szCs w:val="19"/>
-        </w:rPr>
-        <w:t>Developed automated vulnerability assessment pipeline in Python, integrating Nessus and OpenVAS REST APIs, generating CVE reports with CVSS severity classification and EPSS scoring from FIRST.org API.</w:t>
+        <w:spacing w:before="13" w:after="18"/>
+      </w:pPr>
+      <w:r>
+        <w:rPr>
+          <w:rFonts w:ascii="Source Sans Pro" w:eastAsia="Source Sans Pro" w:hAnsi="Source Sans Pro" w:cs="Source Sans Pro"/>
+          <w:color w:val="000000"/>
+          <w:sz w:val="19"/>
+          <w:szCs w:val="19"/>
+        </w:rPr>
+        <w:t>Built automated vulnerability assessment pipeline integrating Nessus and OpenVAS REST APIs in Python; generated CVE reports classified by CVSS severity (vulnerability prioritisation) and EPSS context from the FIRST.org API.</w:t>
       </w:r>
     </w:p>
     <w:p>
@@ -682,16 +707,16 @@
           <w:ilvl w:val="0"/>
           <w:numId w:val="2"/>
         </w:numPr>
-        <w:spacing w:before="13" w:after="32"/>
-      </w:pPr>
-      <w:r>
-        <w:rPr>
-          <w:rFonts w:ascii="Source Sans Pro" w:eastAsia="Source Sans Pro" w:hAnsi="Source Sans Pro" w:cs="Source Sans Pro"/>
-          <w:color w:val="000000"/>
-          <w:sz w:val="19"/>
-          <w:szCs w:val="19"/>
-        </w:rPr>
-        <w:t>Developed OWASP Top 10 automated web checker to detect injection, auth, and SSRF vulnerabilities via crafted HTTP requests.</w:t>
+        <w:spacing w:before="13" w:after="18"/>
+      </w:pPr>
+      <w:r>
+        <w:rPr>
+          <w:rFonts w:ascii="Source Sans Pro" w:eastAsia="Source Sans Pro" w:hAnsi="Source Sans Pro" w:cs="Source Sans Pro"/>
+          <w:color w:val="000000"/>
+          <w:sz w:val="19"/>
+          <w:szCs w:val="19"/>
+        </w:rPr>
+        <w:t>Developed OWASP Top 10 (web application security) automated web checker that sends crafted HTTP requests to detect injection, broken auth, and SSRF vulnerabilities; documented SQL injection exploit and parameterised query remediation.</w:t>
       </w:r>
     </w:p>
     <w:p>
@@ -701,33 +726,24 @@
           <w:ilvl w:val="0"/>
           <w:numId w:val="2"/>
         </w:numPr>
-        <w:spacing w:before="13" w:after="32"/>
-      </w:pPr>
-      <w:r>
-        <w:rPr>
-          <w:rFonts w:ascii="Source Sans Pro" w:eastAsia="Source Sans Pro" w:hAnsi="Source Sans Pro" w:cs="Source Sans Pro"/>
-          <w:color w:val="000000"/>
-          <w:sz w:val="19"/>
-          <w:szCs w:val="19"/>
-        </w:rPr>
-        <w:t>Automated scan scheduling via Bash and cron; built delta-scan logic to flag new CVEs and calculate remediation deadlines (Critical=24hrs, High=7 days, Medium=30 days).</w:t>
-      </w:r>
-    </w:p>
-    <w:p>
-      <w:pPr>
-        <w:pStyle w:val="ListParagraph"/>
-        <w:spacing w:before="23" w:after="23"/>
-        <w:ind w:left="450"/>
-      </w:pPr>
+        <w:spacing w:before="13" w:after="18"/>
+      </w:pPr>
+      <w:r>
+        <w:rPr>
+          <w:rFonts w:ascii="Source Sans Pro" w:eastAsia="Source Sans Pro" w:hAnsi="Source Sans Pro" w:cs="Source Sans Pro"/>
+          <w:color w:val="000000"/>
+          <w:sz w:val="19"/>
+          <w:szCs w:val="19"/>
+        </w:rPr>
+        <w:t>Automated scan scheduling via Bash and cron; built delta-scan logic to flag newly discovered CVEs and organize patch compliance (remediation tracking) tracking evidence.</w:t>
+      </w:r>
     </w:p>
     <w:p>
       <w:pPr>
         <w:pBdr>
           <w:bottom w:val="single" w:sz="6" w:space="1" w:color="000000"/>
         </w:pBdr>
-        <w:spacing w:before="112" w:after="0"/>
-      </w:pPr>
-      <w:r>
+        <w:spacing w:before="5" w:after="5"/>
         <w:rPr>
           <w:rFonts w:ascii="Source Sans Pro" w:eastAsia="Source Sans Pro" w:hAnsi="Source Sans Pro" w:cs="Source Sans Pro"/>
           <w:b/>
@@ -736,125 +752,16 @@
           <w:sz w:val="22"/>
           <w:szCs w:val="22"/>
         </w:rPr>
-        <w:t>Technical Skills</w:t>
-      </w:r>
-    </w:p>
-    <w:p>
-      <w:pPr>
-        <w:spacing w:before="47" w:after="47"/>
-      </w:pPr>
-      <w:r>
-        <w:rPr>
-          <w:rFonts w:ascii="Source Sans Pro" w:eastAsia="Source Sans Pro" w:hAnsi="Source Sans Pro" w:cs="Source Sans Pro"/>
-          <w:b/>
-          <w:sz w:val="19"/>
-          <w:szCs w:val="19"/>
-        </w:rPr>
-        <w:t xml:space="preserve">SOC Operations: </w:t>
-      </w:r>
-      <w:r>
-        <w:rPr>
-          <w:rFonts w:ascii="Source Sans Pro" w:eastAsia="Source Sans Pro" w:hAnsi="Source Sans Pro" w:cs="Source Sans Pro"/>
-          <w:sz w:val="19"/>
-          <w:szCs w:val="19"/>
-        </w:rPr>
-        <w:t>Alert triage, incident investigation, log analysis, threat detection, escalation, false positive analysis</w:t>
-      </w:r>
-    </w:p>
-    <w:p>
-      <w:pPr>
-        <w:spacing w:before="47" w:after="47"/>
-      </w:pPr>
-      <w:r>
-        <w:rPr>
-          <w:rFonts w:ascii="Source Sans Pro" w:eastAsia="Source Sans Pro" w:hAnsi="Source Sans Pro" w:cs="Source Sans Pro"/>
-          <w:b/>
-          <w:sz w:val="19"/>
-          <w:szCs w:val="19"/>
-        </w:rPr>
-        <w:t xml:space="preserve">SIEM &amp; Monitoring: </w:t>
-      </w:r>
-      <w:r>
-        <w:rPr>
-          <w:rFonts w:ascii="Source Sans Pro" w:eastAsia="Source Sans Pro" w:hAnsi="Source Sans Pro" w:cs="Source Sans Pro"/>
-          <w:sz w:val="19"/>
-          <w:szCs w:val="19"/>
-        </w:rPr>
-        <w:t>Splunk (SPL), Elastic SIEM (basic), Windows Event Logs, Sysmon, Wireshark</w:t>
-      </w:r>
-    </w:p>
-    <w:p>
-      <w:pPr>
-        <w:spacing w:before="47" w:after="47"/>
-      </w:pPr>
-      <w:r>
-        <w:rPr>
-          <w:rFonts w:ascii="Source Sans Pro" w:eastAsia="Source Sans Pro" w:hAnsi="Source Sans Pro" w:cs="Source Sans Pro"/>
-          <w:b/>
-          <w:sz w:val="19"/>
-          <w:szCs w:val="19"/>
-        </w:rPr>
-        <w:t xml:space="preserve">Threat Intelligence: </w:t>
-      </w:r>
-      <w:r>
-        <w:rPr>
-          <w:rFonts w:ascii="Source Sans Pro" w:eastAsia="Source Sans Pro" w:hAnsi="Source Sans Pro" w:cs="Source Sans Pro"/>
-          <w:sz w:val="19"/>
-          <w:szCs w:val="19"/>
-        </w:rPr>
-        <w:t>MITRE ATT&amp;CK, IOC analysis, VirusTotal, OSINT enrichment, Cyber Kill Chain</w:t>
-      </w:r>
-    </w:p>
-    <w:p>
-      <w:pPr>
-        <w:spacing w:before="47" w:after="47"/>
-      </w:pPr>
-      <w:r>
-        <w:rPr>
-          <w:rFonts w:ascii="Source Sans Pro" w:eastAsia="Source Sans Pro" w:hAnsi="Source Sans Pro" w:cs="Source Sans Pro"/>
-          <w:b/>
-          <w:sz w:val="19"/>
-          <w:szCs w:val="19"/>
-        </w:rPr>
-        <w:t xml:space="preserve">Systems &amp; Networking: </w:t>
-      </w:r>
-      <w:r>
-        <w:rPr>
-          <w:rFonts w:ascii="Source Sans Pro" w:eastAsia="Source Sans Pro" w:hAnsi="Source Sans Pro" w:cs="Source Sans Pro"/>
-          <w:sz w:val="19"/>
-          <w:szCs w:val="19"/>
-        </w:rPr>
-        <w:t>Windows internals, Linux fundamentals, TCP/IP, DNS, HTTP/S, firewall and IDS/IPS concepts</w:t>
-      </w:r>
-    </w:p>
-    <w:p>
-      <w:pPr>
-        <w:spacing w:before="47" w:after="47"/>
-      </w:pPr>
-      <w:r>
-        <w:rPr>
-          <w:rFonts w:ascii="Source Sans Pro" w:eastAsia="Source Sans Pro" w:hAnsi="Source Sans Pro" w:cs="Source Sans Pro"/>
-          <w:b/>
-          <w:sz w:val="19"/>
-          <w:szCs w:val="19"/>
-        </w:rPr>
-        <w:t xml:space="preserve">Automation: </w:t>
-      </w:r>
-      <w:r>
-        <w:rPr>
-          <w:rFonts w:ascii="Source Sans Pro" w:eastAsia="Source Sans Pro" w:hAnsi="Source Sans Pro" w:cs="Source Sans Pro"/>
-          <w:sz w:val="19"/>
-          <w:szCs w:val="19"/>
-        </w:rPr>
-        <w:t>Python, Bash (basic), regular expressions, Cloud Security, Compliance, Incident Response</w:t>
-      </w:r>
+      </w:pPr>
     </w:p>
     <w:p>
       <w:pPr>
         <w:pBdr>
           <w:bottom w:val="single" w:sz="6" w:space="1" w:color="000000"/>
         </w:pBdr>
-        <w:spacing w:before="23" w:after="23"/>
+        <w:spacing w:before="42" w:after="0"/>
+      </w:pPr>
+      <w:r>
         <w:rPr>
           <w:rFonts w:ascii="Source Sans Pro" w:eastAsia="Source Sans Pro" w:hAnsi="Source Sans Pro" w:cs="Source Sans Pro"/>
           <w:b/>
@@ -863,14 +770,141 @@
           <w:sz w:val="22"/>
           <w:szCs w:val="22"/>
         </w:rPr>
-      </w:pPr>
+        <w:t>Technical Skills</w:t>
+      </w:r>
+    </w:p>
+    <w:p>
+      <w:pPr>
+        <w:spacing w:before="29" w:after="29"/>
+      </w:pPr>
+      <w:r>
+        <w:rPr>
+          <w:rFonts w:ascii="Source Sans Pro" w:eastAsia="Source Sans Pro" w:hAnsi="Source Sans Pro" w:cs="Source Sans Pro"/>
+          <w:b/>
+          <w:sz w:val="19"/>
+          <w:szCs w:val="19"/>
+        </w:rPr>
+        <w:t xml:space="preserve">SOC Operations: </w:t>
+      </w:r>
+      <w:r>
+        <w:rPr>
+          <w:rFonts w:ascii="Source Sans Pro" w:eastAsia="Source Sans Pro" w:hAnsi="Source Sans Pro" w:cs="Source Sans Pro"/>
+          <w:sz w:val="19"/>
+          <w:szCs w:val="19"/>
+        </w:rPr>
+        <w:t>Alert triage, incident investigation, log analysis, threat detection, escalation, false positive analysis</w:t>
+      </w:r>
+    </w:p>
+    <w:p>
+      <w:pPr>
+        <w:spacing w:before="29" w:after="29"/>
+      </w:pPr>
+      <w:r>
+        <w:rPr>
+          <w:rFonts w:ascii="Source Sans Pro" w:eastAsia="Source Sans Pro" w:hAnsi="Source Sans Pro" w:cs="Source Sans Pro"/>
+          <w:b/>
+          <w:sz w:val="19"/>
+          <w:szCs w:val="19"/>
+        </w:rPr>
+        <w:t xml:space="preserve">SIEM &amp; Monitoring: </w:t>
+      </w:r>
+      <w:r>
+        <w:rPr>
+          <w:rFonts w:ascii="Source Sans Pro" w:eastAsia="Source Sans Pro" w:hAnsi="Source Sans Pro" w:cs="Source Sans Pro"/>
+          <w:sz w:val="19"/>
+          <w:szCs w:val="19"/>
+        </w:rPr>
+        <w:t>Splunk (SPL), Elastic SIEM (basic), Windows Event Logs, Sysmon, Wireshark</w:t>
+      </w:r>
+    </w:p>
+    <w:p>
+      <w:pPr>
+        <w:spacing w:before="29" w:after="29"/>
+      </w:pPr>
+      <w:r>
+        <w:rPr>
+          <w:rFonts w:ascii="Source Sans Pro" w:eastAsia="Source Sans Pro" w:hAnsi="Source Sans Pro" w:cs="Source Sans Pro"/>
+          <w:b/>
+          <w:sz w:val="19"/>
+          <w:szCs w:val="19"/>
+        </w:rPr>
+        <w:t xml:space="preserve">Threat Intelligence: </w:t>
+      </w:r>
+      <w:r>
+        <w:rPr>
+          <w:rFonts w:ascii="Source Sans Pro" w:eastAsia="Source Sans Pro" w:hAnsi="Source Sans Pro" w:cs="Source Sans Pro"/>
+          <w:sz w:val="19"/>
+          <w:szCs w:val="19"/>
+        </w:rPr>
+        <w:t>MITRE ATT&amp;CK, IOC analysis, VirusTotal, OSINT enrichment, Cyber Kill Chain</w:t>
+      </w:r>
+    </w:p>
+    <w:p>
+      <w:pPr>
+        <w:spacing w:before="29" w:after="29"/>
+      </w:pPr>
+      <w:r>
+        <w:rPr>
+          <w:rFonts w:ascii="Source Sans Pro" w:eastAsia="Source Sans Pro" w:hAnsi="Source Sans Pro" w:cs="Source Sans Pro"/>
+          <w:b/>
+          <w:sz w:val="19"/>
+          <w:szCs w:val="19"/>
+        </w:rPr>
+        <w:t xml:space="preserve">Systems &amp; Networking: </w:t>
+      </w:r>
+      <w:r>
+        <w:rPr>
+          <w:rFonts w:ascii="Source Sans Pro" w:eastAsia="Source Sans Pro" w:hAnsi="Source Sans Pro" w:cs="Source Sans Pro"/>
+          <w:sz w:val="19"/>
+          <w:szCs w:val="19"/>
+        </w:rPr>
+        <w:t>Windows internals, Linux fundamentals, TCP/IP, DNS, HTTP/S, firewall and IDS/IPS concepts</w:t>
+      </w:r>
+    </w:p>
+    <w:p>
+      <w:pPr>
+        <w:spacing w:before="29" w:after="29"/>
+      </w:pPr>
+      <w:r>
+        <w:rPr>
+          <w:rFonts w:ascii="Source Sans Pro" w:eastAsia="Source Sans Pro" w:hAnsi="Source Sans Pro" w:cs="Source Sans Pro"/>
+          <w:b/>
+          <w:sz w:val="19"/>
+          <w:szCs w:val="19"/>
+        </w:rPr>
+        <w:t xml:space="preserve">Automation: </w:t>
+      </w:r>
+      <w:r>
+        <w:rPr>
+          <w:rFonts w:ascii="Source Sans Pro" w:eastAsia="Source Sans Pro" w:hAnsi="Source Sans Pro" w:cs="Source Sans Pro"/>
+          <w:sz w:val="19"/>
+          <w:szCs w:val="19"/>
+        </w:rPr>
+        <w:t>Python, Bash (basic), regular expressions</w:t>
+      </w:r>
     </w:p>
     <w:p>
       <w:pPr>
         <w:pBdr>
           <w:bottom w:val="single" w:sz="6" w:space="1" w:color="000000"/>
         </w:pBdr>
-        <w:spacing w:before="112" w:after="0"/>
+        <w:spacing w:before="5" w:after="5"/>
+        <w:rPr>
+          <w:rFonts w:ascii="Source Sans Pro" w:eastAsia="Source Sans Pro" w:hAnsi="Source Sans Pro" w:cs="Source Sans Pro"/>
+          <w:b/>
+          <w:bCs/>
+          <w:color w:val="000000"/>
+          <w:sz w:val="22"/>
+          <w:szCs w:val="22"/>
+        </w:rPr>
+      </w:pPr>
+    </w:p>
+    <w:p>
+      <w:pPr>
+        <w:pBdr>
+          <w:bottom w:val="single" w:sz="6" w:space="1" w:color="000000"/>
+        </w:pBdr>
+        <w:spacing w:before="42" w:after="0"/>
       </w:pPr>
       <w:r>
         <w:rPr>
@@ -891,7 +925,7 @@
           <w:ilvl w:val="0"/>
           <w:numId w:val="2"/>
         </w:numPr>
-        <w:spacing w:before="13" w:after="32"/>
+        <w:spacing w:before="13" w:after="18"/>
       </w:pPr>
       <w:r>
         <w:rPr>
@@ -910,7 +944,7 @@
           <w:ilvl w:val="0"/>
           <w:numId w:val="2"/>
         </w:numPr>
-        <w:spacing w:before="13" w:after="32"/>
+        <w:spacing w:before="13" w:after="18"/>
       </w:pPr>
       <w:r>
         <w:rPr>
